--- a/FolderManagementSystemAPI/wwwroot/src/Folders/OC-34-Applied Physics-BSAI-5A/MasterFolder/g-Quiz-Assignments-Exams/PHY-201 Quiz - 3.docx
+++ b/FolderManagementSystemAPI/wwwroot/src/Folders/OC-34-Applied Physics-BSAI-5A/MasterFolder/g-Quiz-Assignments-Exams/PHY-201 Quiz - 3.docx
@@ -26,7 +26,7 @@
     </w:p>
     <w:p>
       <w:pPr>
-        <w:spacing w:after="80" w:line="240" w:lineRule="auto"/>
+        <w:spacing w:after="40" w:line="240" w:lineRule="auto"/>
         <w:rPr>
           <w:rFonts w:ascii="Times New Roman" w:hAnsi="Times New Roman" w:cs="Times New Roman"/>
           <w:b/>
@@ -51,6 +51,28 @@
         <w:spacing w:after="80" w:line="240" w:lineRule="auto"/>
         <w:rPr>
           <w:rFonts w:ascii="Times New Roman" w:hAnsi="Times New Roman" w:cs="Times New Roman"/>
+          <w:b/>
+          <w:bCs/>
+          <w:sz w:val="22"/>
+          <w:szCs w:val="22"/>
+        </w:rPr>
+      </w:pPr>
+      <w:r>
+        <w:rPr>
+          <w:rFonts w:ascii="Times New Roman" w:hAnsi="Times New Roman" w:cs="Times New Roman"/>
+          <w:b/>
+          <w:bCs/>
+          <w:sz w:val="22"/>
+          <w:szCs w:val="22"/>
+        </w:rPr>
+        <w:t xml:space="preserve">CLO: CLO3 16.67%</w:t>
+      </w:r>
+    </w:p>
+    <w:p>
+      <w:pPr>
+        <w:spacing w:after="80" w:line="240" w:lineRule="auto"/>
+        <w:rPr>
+          <w:rFonts w:ascii="Times New Roman" w:hAnsi="Times New Roman" w:cs="Times New Roman"/>
           <w:sz w:val="24"/>
           <w:szCs w:val="24"/>
         </w:rPr>
@@ -66,7 +88,7 @@
     </w:p>
     <w:p>
       <w:pPr>
-        <w:spacing w:after="80" w:line="240" w:lineRule="auto"/>
+        <w:spacing w:after="40" w:line="240" w:lineRule="auto"/>
         <w:rPr>
           <w:rFonts w:ascii="Times New Roman" w:hAnsi="Times New Roman" w:cs="Times New Roman"/>
           <w:b/>
@@ -84,6 +106,28 @@
           <w:szCs w:val="24"/>
         </w:rPr>
         <w:t xml:space="preserve">Q2 (5 marks)</w:t>
+      </w:r>
+    </w:p>
+    <w:p>
+      <w:pPr>
+        <w:spacing w:after="80" w:line="240" w:lineRule="auto"/>
+        <w:rPr>
+          <w:rFonts w:ascii="Times New Roman" w:hAnsi="Times New Roman" w:cs="Times New Roman"/>
+          <w:b/>
+          <w:bCs/>
+          <w:sz w:val="22"/>
+          <w:szCs w:val="22"/>
+        </w:rPr>
+      </w:pPr>
+      <w:r>
+        <w:rPr>
+          <w:rFonts w:ascii="Times New Roman" w:hAnsi="Times New Roman" w:cs="Times New Roman"/>
+          <w:b/>
+          <w:bCs/>
+          <w:sz w:val="22"/>
+          <w:szCs w:val="22"/>
+        </w:rPr>
+        <w:t xml:space="preserve">CLO: CLO3 16.67%</w:t>
       </w:r>
     </w:p>
     <w:p>
